--- a/Semana02/PROYECTO_DEMO.docx
+++ b/Semana02/PROYECTO_DEMO.docx
@@ -53,7 +53,19 @@
         <w:rPr>
           <w:lang w:val="es-ES"/>
         </w:rPr>
-        <w:t>Se debe diseñar la solución mínimo viable.</w:t>
+        <w:t>Se debe diseñar la solución mínimo viable</w:t>
+      </w:r>
+      <w:r>
+        <w:rPr>
+          <w:lang w:val="es-ES"/>
+        </w:rPr>
+        <w:t xml:space="preserve"> para que el negocio funcione</w:t>
+      </w:r>
+      <w:r>
+        <w:rPr>
+          <w:lang w:val="es-ES"/>
+        </w:rPr>
+        <w:t>.</w:t>
       </w:r>
     </w:p>
     <w:p>
@@ -614,14 +626,15 @@
     <w:tbl>
       <w:tblPr>
         <w:tblStyle w:val="Tablaconcuadrcula"/>
-        <w:tblW w:w="0" w:type="auto"/>
+        <w:tblW w:w="5000" w:type="pct"/>
         <w:tblLook w:val="04A0" w:firstRow="1" w:lastRow="0" w:firstColumn="1" w:lastColumn="0" w:noHBand="0" w:noVBand="1"/>
       </w:tblPr>
       <w:tblGrid>
-        <w:gridCol w:w="1093"/>
-        <w:gridCol w:w="1879"/>
-        <w:gridCol w:w="1559"/>
-        <w:gridCol w:w="4297"/>
+        <w:gridCol w:w="796"/>
+        <w:gridCol w:w="1937"/>
+        <w:gridCol w:w="1328"/>
+        <w:gridCol w:w="4206"/>
+        <w:gridCol w:w="561"/>
       </w:tblGrid>
       <w:tr>
         <w:trPr>
@@ -629,39 +642,45 @@
         </w:trPr>
         <w:tc>
           <w:tcPr>
-            <w:tcW w:w="1093" w:type="dxa"/>
-          </w:tcPr>
-          <w:p>
-            <w:pPr>
-              <w:pStyle w:val="NormalTabla"/>
-              <w:jc w:val="center"/>
-              <w:rPr>
-                <w:b/>
-              </w:rPr>
-            </w:pPr>
-            <w:r>
-              <w:rPr>
-                <w:b/>
-              </w:rPr>
-              <w:t>CODIGO</w:t>
-            </w:r>
-          </w:p>
-        </w:tc>
-        <w:tc>
-          <w:tcPr>
-            <w:tcW w:w="1879" w:type="dxa"/>
-          </w:tcPr>
-          <w:p>
-            <w:pPr>
-              <w:pStyle w:val="NormalTabla"/>
-              <w:jc w:val="center"/>
-              <w:rPr>
-                <w:b/>
-              </w:rPr>
-            </w:pPr>
-            <w:r>
-              <w:rPr>
-                <w:b/>
+            <w:tcW w:w="451" w:type="pct"/>
+            <w:shd w:val="clear" w:color="auto" w:fill="70AD47" w:themeFill="accent6"/>
+          </w:tcPr>
+          <w:p>
+            <w:pPr>
+              <w:pStyle w:val="NormalTabla"/>
+              <w:jc w:val="center"/>
+              <w:rPr>
+                <w:b/>
+                <w:color w:val="FFFFFF" w:themeColor="background1"/>
+              </w:rPr>
+            </w:pPr>
+            <w:r>
+              <w:rPr>
+                <w:b/>
+                <w:color w:val="FFFFFF" w:themeColor="background1"/>
+              </w:rPr>
+              <w:t>COD</w:t>
+            </w:r>
+          </w:p>
+        </w:tc>
+        <w:tc>
+          <w:tcPr>
+            <w:tcW w:w="1097" w:type="pct"/>
+            <w:shd w:val="clear" w:color="auto" w:fill="70AD47" w:themeFill="accent6"/>
+          </w:tcPr>
+          <w:p>
+            <w:pPr>
+              <w:pStyle w:val="NormalTabla"/>
+              <w:jc w:val="center"/>
+              <w:rPr>
+                <w:b/>
+                <w:color w:val="FFFFFF" w:themeColor="background1"/>
+              </w:rPr>
+            </w:pPr>
+            <w:r>
+              <w:rPr>
+                <w:b/>
+                <w:color w:val="FFFFFF" w:themeColor="background1"/>
               </w:rPr>
               <w:t>NOMBRE</w:t>
             </w:r>
@@ -669,19 +688,22 @@
         </w:tc>
         <w:tc>
           <w:tcPr>
-            <w:tcW w:w="1559" w:type="dxa"/>
-          </w:tcPr>
-          <w:p>
-            <w:pPr>
-              <w:pStyle w:val="NormalTabla"/>
-              <w:jc w:val="center"/>
-              <w:rPr>
-                <w:b/>
-              </w:rPr>
-            </w:pPr>
-            <w:r>
-              <w:rPr>
-                <w:b/>
+            <w:tcW w:w="752" w:type="pct"/>
+            <w:shd w:val="clear" w:color="auto" w:fill="70AD47" w:themeFill="accent6"/>
+          </w:tcPr>
+          <w:p>
+            <w:pPr>
+              <w:pStyle w:val="NormalTabla"/>
+              <w:jc w:val="center"/>
+              <w:rPr>
+                <w:b/>
+                <w:color w:val="FFFFFF" w:themeColor="background1"/>
+              </w:rPr>
+            </w:pPr>
+            <w:r>
+              <w:rPr>
+                <w:b/>
+                <w:color w:val="FFFFFF" w:themeColor="background1"/>
               </w:rPr>
               <w:t>ACTOR</w:t>
             </w:r>
@@ -689,21 +711,47 @@
         </w:tc>
         <w:tc>
           <w:tcPr>
-            <w:tcW w:w="4297" w:type="dxa"/>
-          </w:tcPr>
-          <w:p>
-            <w:pPr>
-              <w:pStyle w:val="NormalTabla"/>
-              <w:jc w:val="center"/>
-              <w:rPr>
-                <w:b/>
-              </w:rPr>
-            </w:pPr>
-            <w:r>
-              <w:rPr>
-                <w:b/>
+            <w:tcW w:w="2382" w:type="pct"/>
+            <w:shd w:val="clear" w:color="auto" w:fill="70AD47" w:themeFill="accent6"/>
+          </w:tcPr>
+          <w:p>
+            <w:pPr>
+              <w:pStyle w:val="NormalTabla"/>
+              <w:jc w:val="center"/>
+              <w:rPr>
+                <w:b/>
+                <w:color w:val="FFFFFF" w:themeColor="background1"/>
+              </w:rPr>
+            </w:pPr>
+            <w:r>
+              <w:rPr>
+                <w:b/>
+                <w:color w:val="FFFFFF" w:themeColor="background1"/>
               </w:rPr>
               <w:t>DESCRIPCION</w:t>
+            </w:r>
+          </w:p>
+        </w:tc>
+        <w:tc>
+          <w:tcPr>
+            <w:tcW w:w="318" w:type="pct"/>
+            <w:shd w:val="clear" w:color="auto" w:fill="70AD47" w:themeFill="accent6"/>
+          </w:tcPr>
+          <w:p>
+            <w:pPr>
+              <w:pStyle w:val="NormalTabla"/>
+              <w:jc w:val="center"/>
+              <w:rPr>
+                <w:b/>
+                <w:color w:val="FFFFFF" w:themeColor="background1"/>
+              </w:rPr>
+            </w:pPr>
+            <w:r>
+              <w:rPr>
+                <w:b/>
+                <w:color w:val="FFFFFF" w:themeColor="background1"/>
+              </w:rPr>
+              <w:t>PR</w:t>
             </w:r>
           </w:p>
         </w:tc>
@@ -714,46 +762,92 @@
         </w:trPr>
         <w:tc>
           <w:tcPr>
-            <w:tcW w:w="1093" w:type="dxa"/>
-          </w:tcPr>
-          <w:p>
-            <w:pPr>
-              <w:pStyle w:val="NormalTabla"/>
-              <w:jc w:val="center"/>
-            </w:pPr>
-            <w:r>
+            <w:tcW w:w="451" w:type="pct"/>
+            <w:shd w:val="clear" w:color="auto" w:fill="FBE4D5" w:themeFill="accent2" w:themeFillTint="33"/>
+          </w:tcPr>
+          <w:p>
+            <w:pPr>
+              <w:pStyle w:val="NormalTabla"/>
+              <w:jc w:val="center"/>
+              <w:rPr>
+                <w:b/>
+              </w:rPr>
+            </w:pPr>
+            <w:r>
+              <w:rPr>
+                <w:b/>
+              </w:rPr>
               <w:t>RF01</w:t>
             </w:r>
           </w:p>
         </w:tc>
         <w:tc>
           <w:tcPr>
-            <w:tcW w:w="1879" w:type="dxa"/>
-          </w:tcPr>
-          <w:p>
-            <w:pPr>
-              <w:pStyle w:val="NormalTabla"/>
-            </w:pPr>
-          </w:p>
-        </w:tc>
-        <w:tc>
-          <w:tcPr>
-            <w:tcW w:w="1559" w:type="dxa"/>
-          </w:tcPr>
-          <w:p>
-            <w:pPr>
-              <w:pStyle w:val="NormalTabla"/>
-            </w:pPr>
-          </w:p>
-        </w:tc>
-        <w:tc>
-          <w:tcPr>
-            <w:tcW w:w="4297" w:type="dxa"/>
-          </w:tcPr>
-          <w:p>
-            <w:pPr>
-              <w:pStyle w:val="NormalTabla"/>
-            </w:pPr>
+            <w:tcW w:w="1097" w:type="pct"/>
+            <w:shd w:val="clear" w:color="auto" w:fill="FBE4D5" w:themeFill="accent2" w:themeFillTint="33"/>
+          </w:tcPr>
+          <w:p>
+            <w:pPr>
+              <w:pStyle w:val="NormalTabla"/>
+            </w:pPr>
+            <w:r>
+              <w:t xml:space="preserve">Gestión de alquiler de </w:t>
+            </w:r>
+            <w:proofErr w:type="spellStart"/>
+            <w:r>
+              <w:t>PCs</w:t>
+            </w:r>
+            <w:proofErr w:type="spellEnd"/>
+          </w:p>
+        </w:tc>
+        <w:tc>
+          <w:tcPr>
+            <w:tcW w:w="752" w:type="pct"/>
+            <w:shd w:val="clear" w:color="auto" w:fill="FBE4D5" w:themeFill="accent2" w:themeFillTint="33"/>
+          </w:tcPr>
+          <w:p>
+            <w:pPr>
+              <w:pStyle w:val="NormalTabla"/>
+              <w:jc w:val="center"/>
+            </w:pPr>
+            <w:r>
+              <w:t>ACT02, ACT03</w:t>
+            </w:r>
+          </w:p>
+        </w:tc>
+        <w:tc>
+          <w:tcPr>
+            <w:tcW w:w="2382" w:type="pct"/>
+            <w:shd w:val="clear" w:color="auto" w:fill="FBE4D5" w:themeFill="accent2" w:themeFillTint="33"/>
+          </w:tcPr>
+          <w:p>
+            <w:pPr>
+              <w:pStyle w:val="NormalTabla"/>
+            </w:pPr>
+            <w:r>
+              <w:t>Permitir registrar, reservar y controlar el tiempo de uso de cada computadora.</w:t>
+            </w:r>
+          </w:p>
+        </w:tc>
+        <w:tc>
+          <w:tcPr>
+            <w:tcW w:w="318" w:type="pct"/>
+            <w:shd w:val="clear" w:color="auto" w:fill="FBE4D5" w:themeFill="accent2" w:themeFillTint="33"/>
+          </w:tcPr>
+          <w:p>
+            <w:pPr>
+              <w:pStyle w:val="NormalTabla"/>
+              <w:jc w:val="center"/>
+              <w:rPr>
+                <w:b/>
+              </w:rPr>
+            </w:pPr>
+            <w:r>
+              <w:rPr>
+                <w:b/>
+              </w:rPr>
+              <w:t>P1</w:t>
+            </w:r>
           </w:p>
         </w:tc>
       </w:tr>
@@ -763,48 +857,87 @@
         </w:trPr>
         <w:tc>
           <w:tcPr>
-            <w:tcW w:w="1093" w:type="dxa"/>
-          </w:tcPr>
-          <w:p>
-            <w:pPr>
-              <w:pStyle w:val="NormalTabla"/>
-              <w:jc w:val="center"/>
-            </w:pPr>
-            <w:r>
+            <w:tcW w:w="451" w:type="pct"/>
+            <w:shd w:val="clear" w:color="auto" w:fill="FBE4D5" w:themeFill="accent2" w:themeFillTint="33"/>
+          </w:tcPr>
+          <w:p>
+            <w:pPr>
+              <w:pStyle w:val="NormalTabla"/>
+              <w:jc w:val="center"/>
+              <w:rPr>
+                <w:b/>
+              </w:rPr>
+            </w:pPr>
+            <w:r>
+              <w:rPr>
+                <w:b/>
+              </w:rPr>
               <w:t>RF02</w:t>
             </w:r>
           </w:p>
         </w:tc>
         <w:tc>
           <w:tcPr>
-            <w:tcW w:w="1879" w:type="dxa"/>
-          </w:tcPr>
-          <w:p>
-            <w:pPr>
-              <w:pStyle w:val="NormalTabla"/>
-            </w:pPr>
-            <w:bookmarkStart w:id="0" w:name="_GoBack"/>
-            <w:bookmarkEnd w:id="0"/>
-          </w:p>
-        </w:tc>
-        <w:tc>
-          <w:tcPr>
-            <w:tcW w:w="1559" w:type="dxa"/>
-          </w:tcPr>
-          <w:p>
-            <w:pPr>
-              <w:pStyle w:val="NormalTabla"/>
-            </w:pPr>
-          </w:p>
-        </w:tc>
-        <w:tc>
-          <w:tcPr>
-            <w:tcW w:w="4297" w:type="dxa"/>
-          </w:tcPr>
-          <w:p>
-            <w:pPr>
-              <w:pStyle w:val="NormalTabla"/>
-            </w:pPr>
+            <w:tcW w:w="1097" w:type="pct"/>
+            <w:shd w:val="clear" w:color="auto" w:fill="FBE4D5" w:themeFill="accent2" w:themeFillTint="33"/>
+          </w:tcPr>
+          <w:p>
+            <w:pPr>
+              <w:pStyle w:val="NormalTabla"/>
+            </w:pPr>
+            <w:r>
+              <w:t>Registro de servicios de impresión</w:t>
+            </w:r>
+          </w:p>
+        </w:tc>
+        <w:tc>
+          <w:tcPr>
+            <w:tcW w:w="752" w:type="pct"/>
+            <w:shd w:val="clear" w:color="auto" w:fill="FBE4D5" w:themeFill="accent2" w:themeFillTint="33"/>
+          </w:tcPr>
+          <w:p>
+            <w:pPr>
+              <w:pStyle w:val="NormalTabla"/>
+              <w:jc w:val="center"/>
+            </w:pPr>
+            <w:r>
+              <w:t>ACT03</w:t>
+            </w:r>
+          </w:p>
+        </w:tc>
+        <w:tc>
+          <w:tcPr>
+            <w:tcW w:w="2382" w:type="pct"/>
+            <w:shd w:val="clear" w:color="auto" w:fill="FBE4D5" w:themeFill="accent2" w:themeFillTint="33"/>
+          </w:tcPr>
+          <w:p>
+            <w:pPr>
+              <w:pStyle w:val="NormalTabla"/>
+            </w:pPr>
+            <w:r>
+              <w:t>Registrar solicitudes de impresión en blanco y negro o a color, con su costo asociado.</w:t>
+            </w:r>
+          </w:p>
+        </w:tc>
+        <w:tc>
+          <w:tcPr>
+            <w:tcW w:w="318" w:type="pct"/>
+            <w:shd w:val="clear" w:color="auto" w:fill="FBE4D5" w:themeFill="accent2" w:themeFillTint="33"/>
+          </w:tcPr>
+          <w:p>
+            <w:pPr>
+              <w:pStyle w:val="NormalTabla"/>
+              <w:jc w:val="center"/>
+              <w:rPr>
+                <w:b/>
+              </w:rPr>
+            </w:pPr>
+            <w:r>
+              <w:rPr>
+                <w:b/>
+              </w:rPr>
+              <w:t>P1</w:t>
+            </w:r>
           </w:p>
         </w:tc>
       </w:tr>
@@ -814,47 +947,1360 @@
         </w:trPr>
         <w:tc>
           <w:tcPr>
-            <w:tcW w:w="1093" w:type="dxa"/>
-          </w:tcPr>
-          <w:p>
-            <w:pPr>
-              <w:pStyle w:val="NormalTabla"/>
-              <w:jc w:val="center"/>
-            </w:pPr>
-          </w:p>
-        </w:tc>
-        <w:tc>
-          <w:tcPr>
-            <w:tcW w:w="1879" w:type="dxa"/>
-          </w:tcPr>
-          <w:p>
-            <w:pPr>
-              <w:pStyle w:val="NormalTabla"/>
-            </w:pPr>
-          </w:p>
-        </w:tc>
-        <w:tc>
-          <w:tcPr>
-            <w:tcW w:w="1559" w:type="dxa"/>
-          </w:tcPr>
-          <w:p>
-            <w:pPr>
-              <w:pStyle w:val="NormalTabla"/>
-            </w:pPr>
-          </w:p>
-        </w:tc>
-        <w:tc>
-          <w:tcPr>
-            <w:tcW w:w="4297" w:type="dxa"/>
-          </w:tcPr>
-          <w:p>
-            <w:pPr>
-              <w:pStyle w:val="NormalTabla"/>
-            </w:pPr>
+            <w:tcW w:w="451" w:type="pct"/>
+            <w:shd w:val="clear" w:color="auto" w:fill="FBE4D5" w:themeFill="accent2" w:themeFillTint="33"/>
+          </w:tcPr>
+          <w:p>
+            <w:pPr>
+              <w:pStyle w:val="NormalTabla"/>
+              <w:jc w:val="center"/>
+              <w:rPr>
+                <w:b/>
+              </w:rPr>
+            </w:pPr>
+            <w:r>
+              <w:rPr>
+                <w:b/>
+              </w:rPr>
+              <w:t>RF03</w:t>
+            </w:r>
+          </w:p>
+        </w:tc>
+        <w:tc>
+          <w:tcPr>
+            <w:tcW w:w="1097" w:type="pct"/>
+            <w:shd w:val="clear" w:color="auto" w:fill="FBE4D5" w:themeFill="accent2" w:themeFillTint="33"/>
+          </w:tcPr>
+          <w:p>
+            <w:pPr>
+              <w:pStyle w:val="NormalTabla"/>
+            </w:pPr>
+            <w:r>
+              <w:t>Generación de reportes</w:t>
+            </w:r>
+          </w:p>
+        </w:tc>
+        <w:tc>
+          <w:tcPr>
+            <w:tcW w:w="752" w:type="pct"/>
+            <w:shd w:val="clear" w:color="auto" w:fill="FBE4D5" w:themeFill="accent2" w:themeFillTint="33"/>
+          </w:tcPr>
+          <w:p>
+            <w:pPr>
+              <w:pStyle w:val="NormalTabla"/>
+              <w:jc w:val="center"/>
+            </w:pPr>
+            <w:r>
+              <w:t>ACT01, ACT02</w:t>
+            </w:r>
+          </w:p>
+        </w:tc>
+        <w:tc>
+          <w:tcPr>
+            <w:tcW w:w="2382" w:type="pct"/>
+            <w:shd w:val="clear" w:color="auto" w:fill="FBE4D5" w:themeFill="accent2" w:themeFillTint="33"/>
+          </w:tcPr>
+          <w:p>
+            <w:pPr>
+              <w:pStyle w:val="NormalTabla"/>
+            </w:pPr>
+            <w:r>
+              <w:t>Generar reportes de ingresos por alquiler, impresiones y ventas de bazar.</w:t>
+            </w:r>
+          </w:p>
+        </w:tc>
+        <w:tc>
+          <w:tcPr>
+            <w:tcW w:w="318" w:type="pct"/>
+            <w:shd w:val="clear" w:color="auto" w:fill="FBE4D5" w:themeFill="accent2" w:themeFillTint="33"/>
+          </w:tcPr>
+          <w:p>
+            <w:pPr>
+              <w:pStyle w:val="NormalTabla"/>
+              <w:jc w:val="center"/>
+              <w:rPr>
+                <w:b/>
+              </w:rPr>
+            </w:pPr>
+            <w:r>
+              <w:rPr>
+                <w:b/>
+              </w:rPr>
+              <w:t>P1</w:t>
+            </w:r>
+          </w:p>
+        </w:tc>
+      </w:tr>
+      <w:tr>
+        <w:trPr>
+          <w:cantSplit/>
+        </w:trPr>
+        <w:tc>
+          <w:tcPr>
+            <w:tcW w:w="451" w:type="pct"/>
+            <w:shd w:val="clear" w:color="auto" w:fill="FBE4D5" w:themeFill="accent2" w:themeFillTint="33"/>
+          </w:tcPr>
+          <w:p>
+            <w:pPr>
+              <w:pStyle w:val="NormalTabla"/>
+              <w:jc w:val="center"/>
+              <w:rPr>
+                <w:b/>
+              </w:rPr>
+            </w:pPr>
+            <w:r>
+              <w:rPr>
+                <w:b/>
+              </w:rPr>
+              <w:t>RF04</w:t>
+            </w:r>
+          </w:p>
+        </w:tc>
+        <w:tc>
+          <w:tcPr>
+            <w:tcW w:w="1097" w:type="pct"/>
+            <w:shd w:val="clear" w:color="auto" w:fill="FBE4D5" w:themeFill="accent2" w:themeFillTint="33"/>
+          </w:tcPr>
+          <w:p>
+            <w:pPr>
+              <w:pStyle w:val="NormalTabla"/>
+            </w:pPr>
+            <w:r>
+              <w:t>Facturación/Boletas</w:t>
+            </w:r>
+          </w:p>
+        </w:tc>
+        <w:tc>
+          <w:tcPr>
+            <w:tcW w:w="752" w:type="pct"/>
+            <w:shd w:val="clear" w:color="auto" w:fill="FBE4D5" w:themeFill="accent2" w:themeFillTint="33"/>
+          </w:tcPr>
+          <w:p>
+            <w:pPr>
+              <w:pStyle w:val="NormalTabla"/>
+              <w:jc w:val="center"/>
+            </w:pPr>
+            <w:r>
+              <w:t>ACT03</w:t>
+            </w:r>
+          </w:p>
+        </w:tc>
+        <w:tc>
+          <w:tcPr>
+            <w:tcW w:w="2382" w:type="pct"/>
+            <w:shd w:val="clear" w:color="auto" w:fill="FBE4D5" w:themeFill="accent2" w:themeFillTint="33"/>
+          </w:tcPr>
+          <w:p>
+            <w:pPr>
+              <w:pStyle w:val="NormalTabla"/>
+            </w:pPr>
+            <w:r>
+              <w:t>Emitir comprobantes de pago para los clientes por los servicios adquiridos.</w:t>
+            </w:r>
+          </w:p>
+        </w:tc>
+        <w:tc>
+          <w:tcPr>
+            <w:tcW w:w="318" w:type="pct"/>
+            <w:shd w:val="clear" w:color="auto" w:fill="FBE4D5" w:themeFill="accent2" w:themeFillTint="33"/>
+          </w:tcPr>
+          <w:p>
+            <w:pPr>
+              <w:pStyle w:val="NormalTabla"/>
+              <w:jc w:val="center"/>
+              <w:rPr>
+                <w:b/>
+              </w:rPr>
+            </w:pPr>
+            <w:r>
+              <w:rPr>
+                <w:b/>
+              </w:rPr>
+              <w:t>P1</w:t>
+            </w:r>
+          </w:p>
+        </w:tc>
+      </w:tr>
+      <w:tr>
+        <w:trPr>
+          <w:cantSplit/>
+        </w:trPr>
+        <w:tc>
+          <w:tcPr>
+            <w:tcW w:w="451" w:type="pct"/>
+            <w:shd w:val="clear" w:color="auto" w:fill="FFF2CC" w:themeFill="accent4" w:themeFillTint="33"/>
+          </w:tcPr>
+          <w:p>
+            <w:pPr>
+              <w:pStyle w:val="NormalTabla"/>
+              <w:jc w:val="center"/>
+              <w:rPr>
+                <w:b/>
+              </w:rPr>
+            </w:pPr>
+            <w:r>
+              <w:rPr>
+                <w:b/>
+              </w:rPr>
+              <w:t>RF05</w:t>
+            </w:r>
+          </w:p>
+        </w:tc>
+        <w:tc>
+          <w:tcPr>
+            <w:tcW w:w="1097" w:type="pct"/>
+            <w:shd w:val="clear" w:color="auto" w:fill="FFF2CC" w:themeFill="accent4" w:themeFillTint="33"/>
+          </w:tcPr>
+          <w:p>
+            <w:pPr>
+              <w:pStyle w:val="NormalTabla"/>
+            </w:pPr>
+            <w:r>
+              <w:t>Reporte de fallos en la red</w:t>
+            </w:r>
+          </w:p>
+        </w:tc>
+        <w:tc>
+          <w:tcPr>
+            <w:tcW w:w="752" w:type="pct"/>
+            <w:shd w:val="clear" w:color="auto" w:fill="FFF2CC" w:themeFill="accent4" w:themeFillTint="33"/>
+          </w:tcPr>
+          <w:p>
+            <w:pPr>
+              <w:pStyle w:val="NormalTabla"/>
+              <w:jc w:val="center"/>
+            </w:pPr>
+            <w:r>
+              <w:t>ACT02</w:t>
+            </w:r>
+          </w:p>
+        </w:tc>
+        <w:tc>
+          <w:tcPr>
+            <w:tcW w:w="2382" w:type="pct"/>
+            <w:shd w:val="clear" w:color="auto" w:fill="FFF2CC" w:themeFill="accent4" w:themeFillTint="33"/>
+          </w:tcPr>
+          <w:p>
+            <w:pPr>
+              <w:pStyle w:val="NormalTabla"/>
+            </w:pPr>
+            <w:r>
+              <w:t>El sistema debe generar alertas de red caídas y enviarlas al proveedor técnico</w:t>
+            </w:r>
+          </w:p>
+        </w:tc>
+        <w:tc>
+          <w:tcPr>
+            <w:tcW w:w="318" w:type="pct"/>
+            <w:shd w:val="clear" w:color="auto" w:fill="FFF2CC" w:themeFill="accent4" w:themeFillTint="33"/>
+          </w:tcPr>
+          <w:p>
+            <w:pPr>
+              <w:pStyle w:val="NormalTabla"/>
+              <w:jc w:val="center"/>
+              <w:rPr>
+                <w:b/>
+              </w:rPr>
+            </w:pPr>
+            <w:r>
+              <w:rPr>
+                <w:b/>
+              </w:rPr>
+              <w:t>P2</w:t>
+            </w:r>
+          </w:p>
+        </w:tc>
+      </w:tr>
+      <w:tr>
+        <w:trPr>
+          <w:cantSplit/>
+        </w:trPr>
+        <w:tc>
+          <w:tcPr>
+            <w:tcW w:w="451" w:type="pct"/>
+            <w:shd w:val="clear" w:color="auto" w:fill="FFF2CC" w:themeFill="accent4" w:themeFillTint="33"/>
+          </w:tcPr>
+          <w:p>
+            <w:pPr>
+              <w:pStyle w:val="NormalTabla"/>
+              <w:jc w:val="center"/>
+              <w:rPr>
+                <w:b/>
+              </w:rPr>
+            </w:pPr>
+            <w:r>
+              <w:rPr>
+                <w:b/>
+              </w:rPr>
+              <w:t>RF06</w:t>
+            </w:r>
+          </w:p>
+        </w:tc>
+        <w:tc>
+          <w:tcPr>
+            <w:tcW w:w="1097" w:type="pct"/>
+            <w:shd w:val="clear" w:color="auto" w:fill="FFF2CC" w:themeFill="accent4" w:themeFillTint="33"/>
+          </w:tcPr>
+          <w:p>
+            <w:pPr>
+              <w:pStyle w:val="NormalTabla"/>
+            </w:pPr>
+            <w:r>
+              <w:t>Gestión de usuarios y roles</w:t>
+            </w:r>
+          </w:p>
+        </w:tc>
+        <w:tc>
+          <w:tcPr>
+            <w:tcW w:w="752" w:type="pct"/>
+            <w:shd w:val="clear" w:color="auto" w:fill="FFF2CC" w:themeFill="accent4" w:themeFillTint="33"/>
+          </w:tcPr>
+          <w:p>
+            <w:pPr>
+              <w:pStyle w:val="NormalTabla"/>
+              <w:jc w:val="center"/>
+            </w:pPr>
+            <w:r>
+              <w:t>ACT01</w:t>
+            </w:r>
+          </w:p>
+        </w:tc>
+        <w:tc>
+          <w:tcPr>
+            <w:tcW w:w="2382" w:type="pct"/>
+            <w:shd w:val="clear" w:color="auto" w:fill="FFF2CC" w:themeFill="accent4" w:themeFillTint="33"/>
+          </w:tcPr>
+          <w:p>
+            <w:pPr>
+              <w:pStyle w:val="NormalTabla"/>
+            </w:pPr>
+            <w:r>
+              <w:t>Crear usuarios, asignar roles y administrar accesos al sistema.</w:t>
+            </w:r>
+          </w:p>
+        </w:tc>
+        <w:tc>
+          <w:tcPr>
+            <w:tcW w:w="318" w:type="pct"/>
+            <w:shd w:val="clear" w:color="auto" w:fill="FFF2CC" w:themeFill="accent4" w:themeFillTint="33"/>
+          </w:tcPr>
+          <w:p>
+            <w:pPr>
+              <w:pStyle w:val="NormalTabla"/>
+              <w:jc w:val="center"/>
+              <w:rPr>
+                <w:b/>
+              </w:rPr>
+            </w:pPr>
+            <w:r>
+              <w:rPr>
+                <w:b/>
+              </w:rPr>
+              <w:t>P2</w:t>
+            </w:r>
+          </w:p>
+        </w:tc>
+      </w:tr>
+      <w:tr>
+        <w:trPr>
+          <w:cantSplit/>
+        </w:trPr>
+        <w:tc>
+          <w:tcPr>
+            <w:tcW w:w="451" w:type="pct"/>
+            <w:shd w:val="clear" w:color="auto" w:fill="DEEAF6" w:themeFill="accent1" w:themeFillTint="33"/>
+          </w:tcPr>
+          <w:p>
+            <w:pPr>
+              <w:pStyle w:val="NormalTabla"/>
+              <w:jc w:val="center"/>
+              <w:rPr>
+                <w:b/>
+              </w:rPr>
+            </w:pPr>
+            <w:r>
+              <w:rPr>
+                <w:b/>
+              </w:rPr>
+              <w:t>RF07</w:t>
+            </w:r>
+          </w:p>
+        </w:tc>
+        <w:tc>
+          <w:tcPr>
+            <w:tcW w:w="1097" w:type="pct"/>
+            <w:shd w:val="clear" w:color="auto" w:fill="DEEAF6" w:themeFill="accent1" w:themeFillTint="33"/>
+          </w:tcPr>
+          <w:p>
+            <w:pPr>
+              <w:pStyle w:val="NormalTabla"/>
+            </w:pPr>
+            <w:r>
+              <w:t>Gestión de inventario del bazar</w:t>
+            </w:r>
+          </w:p>
+        </w:tc>
+        <w:tc>
+          <w:tcPr>
+            <w:tcW w:w="752" w:type="pct"/>
+            <w:shd w:val="clear" w:color="auto" w:fill="DEEAF6" w:themeFill="accent1" w:themeFillTint="33"/>
+          </w:tcPr>
+          <w:p>
+            <w:pPr>
+              <w:pStyle w:val="NormalTabla"/>
+              <w:jc w:val="center"/>
+            </w:pPr>
+            <w:r>
+              <w:t>ACT03</w:t>
+            </w:r>
+          </w:p>
+        </w:tc>
+        <w:tc>
+          <w:tcPr>
+            <w:tcW w:w="2382" w:type="pct"/>
+            <w:shd w:val="clear" w:color="auto" w:fill="DEEAF6" w:themeFill="accent1" w:themeFillTint="33"/>
+          </w:tcPr>
+          <w:p>
+            <w:pPr>
+              <w:pStyle w:val="NormalTabla"/>
+            </w:pPr>
+            <w:r>
+              <w:t>Controlar el stock y ventas de dispositivos electrónicos (USB, audífonos, etc.).</w:t>
+            </w:r>
+          </w:p>
+        </w:tc>
+        <w:tc>
+          <w:tcPr>
+            <w:tcW w:w="318" w:type="pct"/>
+            <w:shd w:val="clear" w:color="auto" w:fill="DEEAF6" w:themeFill="accent1" w:themeFillTint="33"/>
+          </w:tcPr>
+          <w:p>
+            <w:pPr>
+              <w:pStyle w:val="NormalTabla"/>
+              <w:jc w:val="center"/>
+              <w:rPr>
+                <w:b/>
+              </w:rPr>
+            </w:pPr>
+            <w:r>
+              <w:rPr>
+                <w:b/>
+              </w:rPr>
+              <w:t>P3</w:t>
+            </w:r>
+          </w:p>
+        </w:tc>
+      </w:tr>
+      <w:tr>
+        <w:trPr>
+          <w:cantSplit/>
+        </w:trPr>
+        <w:tc>
+          <w:tcPr>
+            <w:tcW w:w="451" w:type="pct"/>
+            <w:shd w:val="clear" w:color="auto" w:fill="DEEAF6" w:themeFill="accent1" w:themeFillTint="33"/>
+          </w:tcPr>
+          <w:p>
+            <w:pPr>
+              <w:pStyle w:val="NormalTabla"/>
+              <w:jc w:val="center"/>
+              <w:rPr>
+                <w:b/>
+              </w:rPr>
+            </w:pPr>
+            <w:r>
+              <w:rPr>
+                <w:b/>
+              </w:rPr>
+              <w:t>RF08</w:t>
+            </w:r>
+          </w:p>
+        </w:tc>
+        <w:tc>
+          <w:tcPr>
+            <w:tcW w:w="1097" w:type="pct"/>
+            <w:shd w:val="clear" w:color="auto" w:fill="DEEAF6" w:themeFill="accent1" w:themeFillTint="33"/>
+          </w:tcPr>
+          <w:p>
+            <w:pPr>
+              <w:pStyle w:val="NormalTabla"/>
+            </w:pPr>
+            <w:r>
+              <w:t>Gestión de usuarios</w:t>
+            </w:r>
+          </w:p>
+        </w:tc>
+        <w:tc>
+          <w:tcPr>
+            <w:tcW w:w="752" w:type="pct"/>
+            <w:shd w:val="clear" w:color="auto" w:fill="DEEAF6" w:themeFill="accent1" w:themeFillTint="33"/>
+          </w:tcPr>
+          <w:p>
+            <w:pPr>
+              <w:pStyle w:val="NormalTabla"/>
+              <w:jc w:val="center"/>
+            </w:pPr>
+            <w:r>
+              <w:t>ACT02</w:t>
+            </w:r>
+          </w:p>
+        </w:tc>
+        <w:tc>
+          <w:tcPr>
+            <w:tcW w:w="2382" w:type="pct"/>
+            <w:shd w:val="clear" w:color="auto" w:fill="DEEAF6" w:themeFill="accent1" w:themeFillTint="33"/>
+          </w:tcPr>
+          <w:p>
+            <w:pPr>
+              <w:pStyle w:val="NormalTabla"/>
+            </w:pPr>
+            <w:r>
+              <w:t>Autenticación opcional de clientes frecuentes con usuarios/contraseña o código</w:t>
+            </w:r>
+          </w:p>
+        </w:tc>
+        <w:tc>
+          <w:tcPr>
+            <w:tcW w:w="318" w:type="pct"/>
+            <w:shd w:val="clear" w:color="auto" w:fill="DEEAF6" w:themeFill="accent1" w:themeFillTint="33"/>
+          </w:tcPr>
+          <w:p>
+            <w:pPr>
+              <w:pStyle w:val="NormalTabla"/>
+              <w:jc w:val="center"/>
+              <w:rPr>
+                <w:b/>
+              </w:rPr>
+            </w:pPr>
+            <w:r>
+              <w:rPr>
+                <w:b/>
+              </w:rPr>
+              <w:t>P3</w:t>
+            </w:r>
+          </w:p>
+        </w:tc>
+      </w:tr>
+      <w:tr>
+        <w:trPr>
+          <w:cantSplit/>
+        </w:trPr>
+        <w:tc>
+          <w:tcPr>
+            <w:tcW w:w="451" w:type="pct"/>
+            <w:shd w:val="clear" w:color="auto" w:fill="DEEAF6" w:themeFill="accent1" w:themeFillTint="33"/>
+          </w:tcPr>
+          <w:p>
+            <w:pPr>
+              <w:pStyle w:val="NormalTabla"/>
+              <w:jc w:val="center"/>
+              <w:rPr>
+                <w:b/>
+              </w:rPr>
+            </w:pPr>
+            <w:r>
+              <w:rPr>
+                <w:b/>
+              </w:rPr>
+              <w:t>RF09</w:t>
+            </w:r>
+          </w:p>
+        </w:tc>
+        <w:tc>
+          <w:tcPr>
+            <w:tcW w:w="1097" w:type="pct"/>
+            <w:shd w:val="clear" w:color="auto" w:fill="DEEAF6" w:themeFill="accent1" w:themeFillTint="33"/>
+          </w:tcPr>
+          <w:p>
+            <w:pPr>
+              <w:pStyle w:val="NormalTabla"/>
+            </w:pPr>
+            <w:r>
+              <w:t xml:space="preserve">Generación de reportes </w:t>
+            </w:r>
+          </w:p>
+        </w:tc>
+        <w:tc>
+          <w:tcPr>
+            <w:tcW w:w="752" w:type="pct"/>
+            <w:shd w:val="clear" w:color="auto" w:fill="DEEAF6" w:themeFill="accent1" w:themeFillTint="33"/>
+          </w:tcPr>
+          <w:p>
+            <w:pPr>
+              <w:pStyle w:val="NormalTabla"/>
+              <w:jc w:val="center"/>
+            </w:pPr>
+            <w:r>
+              <w:t>ACT03</w:t>
+            </w:r>
+          </w:p>
+        </w:tc>
+        <w:tc>
+          <w:tcPr>
+            <w:tcW w:w="2382" w:type="pct"/>
+            <w:shd w:val="clear" w:color="auto" w:fill="DEEAF6" w:themeFill="accent1" w:themeFillTint="33"/>
+          </w:tcPr>
+          <w:p>
+            <w:pPr>
+              <w:pStyle w:val="NormalTabla"/>
+            </w:pPr>
+            <w:r>
+              <w:t>El sistema debe generar reportes mensuales en cualquier formato sobre el uso del sistema</w:t>
+            </w:r>
+          </w:p>
+        </w:tc>
+        <w:tc>
+          <w:tcPr>
+            <w:tcW w:w="318" w:type="pct"/>
+            <w:shd w:val="clear" w:color="auto" w:fill="DEEAF6" w:themeFill="accent1" w:themeFillTint="33"/>
+          </w:tcPr>
+          <w:p>
+            <w:pPr>
+              <w:pStyle w:val="NormalTabla"/>
+              <w:jc w:val="center"/>
+              <w:rPr>
+                <w:b/>
+              </w:rPr>
+            </w:pPr>
+            <w:r>
+              <w:rPr>
+                <w:b/>
+              </w:rPr>
+              <w:t>P3</w:t>
+            </w:r>
+          </w:p>
+        </w:tc>
+      </w:tr>
+      <w:tr>
+        <w:trPr>
+          <w:cantSplit/>
+        </w:trPr>
+        <w:tc>
+          <w:tcPr>
+            <w:tcW w:w="451" w:type="pct"/>
+            <w:shd w:val="clear" w:color="auto" w:fill="DEEAF6" w:themeFill="accent1" w:themeFillTint="33"/>
+          </w:tcPr>
+          <w:p>
+            <w:pPr>
+              <w:pStyle w:val="NormalTabla"/>
+              <w:jc w:val="center"/>
+              <w:rPr>
+                <w:b/>
+              </w:rPr>
+            </w:pPr>
+            <w:r>
+              <w:rPr>
+                <w:b/>
+              </w:rPr>
+              <w:t>RF10</w:t>
+            </w:r>
+          </w:p>
+        </w:tc>
+        <w:tc>
+          <w:tcPr>
+            <w:tcW w:w="1097" w:type="pct"/>
+            <w:shd w:val="clear" w:color="auto" w:fill="DEEAF6" w:themeFill="accent1" w:themeFillTint="33"/>
+          </w:tcPr>
+          <w:p>
+            <w:pPr>
+              <w:pStyle w:val="NormalTabla"/>
+            </w:pPr>
+            <w:r>
+              <w:t>Gestión de Pagos</w:t>
+            </w:r>
+          </w:p>
+        </w:tc>
+        <w:tc>
+          <w:tcPr>
+            <w:tcW w:w="752" w:type="pct"/>
+            <w:shd w:val="clear" w:color="auto" w:fill="DEEAF6" w:themeFill="accent1" w:themeFillTint="33"/>
+          </w:tcPr>
+          <w:p>
+            <w:pPr>
+              <w:pStyle w:val="NormalTabla"/>
+              <w:jc w:val="center"/>
+            </w:pPr>
+            <w:r>
+              <w:t>ACT01</w:t>
+            </w:r>
+          </w:p>
+        </w:tc>
+        <w:tc>
+          <w:tcPr>
+            <w:tcW w:w="2382" w:type="pct"/>
+            <w:shd w:val="clear" w:color="auto" w:fill="DEEAF6" w:themeFill="accent1" w:themeFillTint="33"/>
+          </w:tcPr>
+          <w:p>
+            <w:pPr>
+              <w:pStyle w:val="NormalTabla"/>
+            </w:pPr>
+            <w:r>
+              <w:t>El dueño debe registrar automáticamente los ingresos del día en una plataforma contable</w:t>
+            </w:r>
+          </w:p>
+        </w:tc>
+        <w:tc>
+          <w:tcPr>
+            <w:tcW w:w="318" w:type="pct"/>
+            <w:shd w:val="clear" w:color="auto" w:fill="DEEAF6" w:themeFill="accent1" w:themeFillTint="33"/>
+          </w:tcPr>
+          <w:p>
+            <w:pPr>
+              <w:pStyle w:val="NormalTabla"/>
+              <w:jc w:val="center"/>
+              <w:rPr>
+                <w:b/>
+              </w:rPr>
+            </w:pPr>
+            <w:r>
+              <w:rPr>
+                <w:b/>
+              </w:rPr>
+              <w:t>P3</w:t>
+            </w:r>
           </w:p>
         </w:tc>
       </w:tr>
     </w:tbl>
+    <w:p>
+      <w:pPr>
+        <w:pStyle w:val="Ttulo2"/>
+        <w:rPr>
+          <w:lang w:val="es-ES"/>
+        </w:rPr>
+      </w:pPr>
+      <w:r>
+        <w:rPr>
+          <w:lang w:val="es-ES"/>
+        </w:rPr>
+        <w:t>Casos de Uso</w:t>
+      </w:r>
+    </w:p>
+    <w:tbl>
+      <w:tblPr>
+        <w:tblStyle w:val="Tablaconcuadrcula"/>
+        <w:tblW w:w="5000" w:type="pct"/>
+        <w:tblCellMar>
+          <w:top w:w="57" w:type="dxa"/>
+          <w:bottom w:w="57" w:type="dxa"/>
+        </w:tblCellMar>
+        <w:tblLook w:val="04A0" w:firstRow="1" w:lastRow="0" w:firstColumn="1" w:lastColumn="0" w:noHBand="0" w:noVBand="1"/>
+      </w:tblPr>
+      <w:tblGrid>
+        <w:gridCol w:w="843"/>
+        <w:gridCol w:w="2129"/>
+        <w:gridCol w:w="851"/>
+        <w:gridCol w:w="992"/>
+        <w:gridCol w:w="4013"/>
+      </w:tblGrid>
+      <w:tr>
+        <w:trPr>
+          <w:cantSplit/>
+        </w:trPr>
+        <w:tc>
+          <w:tcPr>
+            <w:tcW w:w="477" w:type="pct"/>
+            <w:shd w:val="clear" w:color="auto" w:fill="E2EFD9" w:themeFill="accent6" w:themeFillTint="33"/>
+          </w:tcPr>
+          <w:p>
+            <w:pPr>
+              <w:pStyle w:val="NormalTabla"/>
+              <w:jc w:val="center"/>
+              <w:rPr>
+                <w:b/>
+              </w:rPr>
+            </w:pPr>
+            <w:r>
+              <w:rPr>
+                <w:b/>
+              </w:rPr>
+              <w:t>COD</w:t>
+            </w:r>
+          </w:p>
+        </w:tc>
+        <w:tc>
+          <w:tcPr>
+            <w:tcW w:w="1206" w:type="pct"/>
+            <w:shd w:val="clear" w:color="auto" w:fill="E2EFD9" w:themeFill="accent6" w:themeFillTint="33"/>
+          </w:tcPr>
+          <w:p>
+            <w:pPr>
+              <w:pStyle w:val="NormalTabla"/>
+              <w:jc w:val="center"/>
+              <w:rPr>
+                <w:b/>
+              </w:rPr>
+            </w:pPr>
+            <w:r>
+              <w:rPr>
+                <w:b/>
+              </w:rPr>
+              <w:t>NOMBRE</w:t>
+            </w:r>
+          </w:p>
+        </w:tc>
+        <w:tc>
+          <w:tcPr>
+            <w:tcW w:w="482" w:type="pct"/>
+            <w:shd w:val="clear" w:color="auto" w:fill="E2EFD9" w:themeFill="accent6" w:themeFillTint="33"/>
+          </w:tcPr>
+          <w:p>
+            <w:pPr>
+              <w:pStyle w:val="NormalTabla"/>
+              <w:jc w:val="center"/>
+              <w:rPr>
+                <w:b/>
+              </w:rPr>
+            </w:pPr>
+            <w:r>
+              <w:rPr>
+                <w:b/>
+              </w:rPr>
+              <w:t>RF</w:t>
+            </w:r>
+          </w:p>
+        </w:tc>
+        <w:tc>
+          <w:tcPr>
+            <w:tcW w:w="562" w:type="pct"/>
+            <w:shd w:val="clear" w:color="auto" w:fill="E2EFD9" w:themeFill="accent6" w:themeFillTint="33"/>
+          </w:tcPr>
+          <w:p>
+            <w:pPr>
+              <w:pStyle w:val="NormalTabla"/>
+              <w:jc w:val="center"/>
+              <w:rPr>
+                <w:b/>
+              </w:rPr>
+            </w:pPr>
+            <w:r>
+              <w:rPr>
+                <w:b/>
+              </w:rPr>
+              <w:t>ACTOR</w:t>
+            </w:r>
+          </w:p>
+        </w:tc>
+        <w:tc>
+          <w:tcPr>
+            <w:tcW w:w="2273" w:type="pct"/>
+            <w:shd w:val="clear" w:color="auto" w:fill="E2EFD9" w:themeFill="accent6" w:themeFillTint="33"/>
+          </w:tcPr>
+          <w:p>
+            <w:pPr>
+              <w:pStyle w:val="NormalTabla"/>
+              <w:jc w:val="center"/>
+              <w:rPr>
+                <w:b/>
+              </w:rPr>
+            </w:pPr>
+            <w:r>
+              <w:rPr>
+                <w:b/>
+              </w:rPr>
+              <w:t>DESCRIPCION</w:t>
+            </w:r>
+          </w:p>
+        </w:tc>
+      </w:tr>
+      <w:tr>
+        <w:trPr>
+          <w:cantSplit/>
+        </w:trPr>
+        <w:tc>
+          <w:tcPr>
+            <w:tcW w:w="477" w:type="pct"/>
+          </w:tcPr>
+          <w:p>
+            <w:pPr>
+              <w:pStyle w:val="NormalTabla"/>
+              <w:jc w:val="center"/>
+              <w:rPr>
+                <w:b/>
+              </w:rPr>
+            </w:pPr>
+            <w:r>
+              <w:rPr>
+                <w:b/>
+              </w:rPr>
+              <w:t>CU01</w:t>
+            </w:r>
+          </w:p>
+        </w:tc>
+        <w:tc>
+          <w:tcPr>
+            <w:tcW w:w="1206" w:type="pct"/>
+          </w:tcPr>
+          <w:p>
+            <w:pPr>
+              <w:pStyle w:val="NormalTabla"/>
+            </w:pPr>
+            <w:r>
+              <w:t>Reservar computadora</w:t>
+            </w:r>
+          </w:p>
+        </w:tc>
+        <w:tc>
+          <w:tcPr>
+            <w:tcW w:w="482" w:type="pct"/>
+          </w:tcPr>
+          <w:p>
+            <w:pPr>
+              <w:pStyle w:val="NormalTabla"/>
+              <w:jc w:val="center"/>
+            </w:pPr>
+            <w:r>
+              <w:t>RF01</w:t>
+            </w:r>
+          </w:p>
+        </w:tc>
+        <w:tc>
+          <w:tcPr>
+            <w:tcW w:w="562" w:type="pct"/>
+          </w:tcPr>
+          <w:p>
+            <w:pPr>
+              <w:pStyle w:val="NormalTabla"/>
+              <w:jc w:val="center"/>
+            </w:pPr>
+            <w:r>
+              <w:t>ACT03</w:t>
+            </w:r>
+          </w:p>
+        </w:tc>
+        <w:tc>
+          <w:tcPr>
+            <w:tcW w:w="2273" w:type="pct"/>
+          </w:tcPr>
+          <w:p>
+            <w:pPr>
+              <w:pStyle w:val="NormalTabla"/>
+            </w:pPr>
+            <w:r>
+              <w:t>Registrar la reserva de una computadora, la reserva es válida hasta 2 antes de inicio del servicio.</w:t>
+            </w:r>
+          </w:p>
+        </w:tc>
+      </w:tr>
+      <w:tr>
+        <w:trPr>
+          <w:cantSplit/>
+        </w:trPr>
+        <w:tc>
+          <w:tcPr>
+            <w:tcW w:w="477" w:type="pct"/>
+          </w:tcPr>
+          <w:p>
+            <w:pPr>
+              <w:pStyle w:val="NormalTabla"/>
+              <w:jc w:val="center"/>
+              <w:rPr>
+                <w:b/>
+              </w:rPr>
+            </w:pPr>
+            <w:r>
+              <w:rPr>
+                <w:b/>
+              </w:rPr>
+              <w:t>CU02</w:t>
+            </w:r>
+          </w:p>
+        </w:tc>
+        <w:tc>
+          <w:tcPr>
+            <w:tcW w:w="1206" w:type="pct"/>
+          </w:tcPr>
+          <w:p>
+            <w:pPr>
+              <w:pStyle w:val="NormalTabla"/>
+            </w:pPr>
+            <w:r>
+              <w:t>Registrar alquiler de computadora</w:t>
+            </w:r>
+          </w:p>
+        </w:tc>
+        <w:tc>
+          <w:tcPr>
+            <w:tcW w:w="482" w:type="pct"/>
+          </w:tcPr>
+          <w:p>
+            <w:pPr>
+              <w:pStyle w:val="NormalTabla"/>
+              <w:jc w:val="center"/>
+            </w:pPr>
+            <w:r>
+              <w:t>RF01</w:t>
+            </w:r>
+          </w:p>
+        </w:tc>
+        <w:tc>
+          <w:tcPr>
+            <w:tcW w:w="562" w:type="pct"/>
+          </w:tcPr>
+          <w:p>
+            <w:pPr>
+              <w:pStyle w:val="NormalTabla"/>
+              <w:jc w:val="center"/>
+            </w:pPr>
+            <w:r>
+              <w:t>ACT03</w:t>
+            </w:r>
+          </w:p>
+        </w:tc>
+        <w:tc>
+          <w:tcPr>
+            <w:tcW w:w="2273" w:type="pct"/>
+          </w:tcPr>
+          <w:p>
+            <w:pPr>
+              <w:pStyle w:val="NormalTabla"/>
+            </w:pPr>
+            <w:r>
+              <w:t>Registra el alquiler de una computadora, verifica que no se cruce con las reservas pendientes.</w:t>
+            </w:r>
+          </w:p>
+        </w:tc>
+      </w:tr>
+      <w:tr>
+        <w:trPr>
+          <w:cantSplit/>
+        </w:trPr>
+        <w:tc>
+          <w:tcPr>
+            <w:tcW w:w="477" w:type="pct"/>
+          </w:tcPr>
+          <w:p>
+            <w:pPr>
+              <w:pStyle w:val="NormalTabla"/>
+              <w:jc w:val="center"/>
+              <w:rPr>
+                <w:b/>
+              </w:rPr>
+            </w:pPr>
+            <w:r>
+              <w:rPr>
+                <w:b/>
+              </w:rPr>
+              <w:t>CU03</w:t>
+            </w:r>
+          </w:p>
+        </w:tc>
+        <w:tc>
+          <w:tcPr>
+            <w:tcW w:w="1206" w:type="pct"/>
+          </w:tcPr>
+          <w:p>
+            <w:pPr>
+              <w:pStyle w:val="NormalTabla"/>
+            </w:pPr>
+            <w:r>
+              <w:t>Registrar servicio de impresión</w:t>
+            </w:r>
+          </w:p>
+        </w:tc>
+        <w:tc>
+          <w:tcPr>
+            <w:tcW w:w="482" w:type="pct"/>
+          </w:tcPr>
+          <w:p>
+            <w:pPr>
+              <w:pStyle w:val="NormalTabla"/>
+              <w:jc w:val="center"/>
+            </w:pPr>
+            <w:r>
+              <w:t>RF02</w:t>
+            </w:r>
+          </w:p>
+        </w:tc>
+        <w:tc>
+          <w:tcPr>
+            <w:tcW w:w="562" w:type="pct"/>
+          </w:tcPr>
+          <w:p>
+            <w:pPr>
+              <w:pStyle w:val="NormalTabla"/>
+              <w:jc w:val="center"/>
+            </w:pPr>
+            <w:r>
+              <w:t>ACT03</w:t>
+            </w:r>
+          </w:p>
+        </w:tc>
+        <w:tc>
+          <w:tcPr>
+            <w:tcW w:w="2273" w:type="pct"/>
+          </w:tcPr>
+          <w:p>
+            <w:pPr>
+              <w:pStyle w:val="NormalTabla"/>
+            </w:pPr>
+            <w:r>
+              <w:t>Registra los servicios de impresión ejecutados.</w:t>
+            </w:r>
+          </w:p>
+        </w:tc>
+      </w:tr>
+      <w:tr>
+        <w:trPr>
+          <w:cantSplit/>
+        </w:trPr>
+        <w:tc>
+          <w:tcPr>
+            <w:tcW w:w="477" w:type="pct"/>
+          </w:tcPr>
+          <w:p>
+            <w:pPr>
+              <w:pStyle w:val="NormalTabla"/>
+              <w:jc w:val="center"/>
+              <w:rPr>
+                <w:b/>
+              </w:rPr>
+            </w:pPr>
+            <w:r>
+              <w:rPr>
+                <w:b/>
+              </w:rPr>
+              <w:t>CU04</w:t>
+            </w:r>
+          </w:p>
+        </w:tc>
+        <w:tc>
+          <w:tcPr>
+            <w:tcW w:w="1206" w:type="pct"/>
+          </w:tcPr>
+          <w:p>
+            <w:pPr>
+              <w:pStyle w:val="NormalTabla"/>
+            </w:pPr>
+            <w:r>
+              <w:t>Reporte de ingreso por tipo de servicio</w:t>
+            </w:r>
+          </w:p>
+        </w:tc>
+        <w:tc>
+          <w:tcPr>
+            <w:tcW w:w="482" w:type="pct"/>
+          </w:tcPr>
+          <w:p>
+            <w:pPr>
+              <w:pStyle w:val="NormalTabla"/>
+              <w:jc w:val="center"/>
+            </w:pPr>
+            <w:r>
+              <w:t>RF03</w:t>
+            </w:r>
+          </w:p>
+        </w:tc>
+        <w:tc>
+          <w:tcPr>
+            <w:tcW w:w="562" w:type="pct"/>
+          </w:tcPr>
+          <w:p>
+            <w:pPr>
+              <w:pStyle w:val="NormalTabla"/>
+              <w:jc w:val="center"/>
+            </w:pPr>
+            <w:r>
+              <w:t>ACT02</w:t>
+            </w:r>
+          </w:p>
+        </w:tc>
+        <w:tc>
+          <w:tcPr>
+            <w:tcW w:w="2273" w:type="pct"/>
+          </w:tcPr>
+          <w:p>
+            <w:pPr>
+              <w:pStyle w:val="NormalTabla"/>
+            </w:pPr>
+            <w:r>
+              <w:t>Este reporte tiene el detalle de cuantos servicios y el importe por alquiler de computadora, impresiones, etc.</w:t>
+            </w:r>
+          </w:p>
+        </w:tc>
+      </w:tr>
+      <w:tr>
+        <w:trPr>
+          <w:cantSplit/>
+        </w:trPr>
+        <w:tc>
+          <w:tcPr>
+            <w:tcW w:w="477" w:type="pct"/>
+          </w:tcPr>
+          <w:p>
+            <w:pPr>
+              <w:pStyle w:val="NormalTabla"/>
+              <w:jc w:val="center"/>
+              <w:rPr>
+                <w:b/>
+              </w:rPr>
+            </w:pPr>
+            <w:r>
+              <w:rPr>
+                <w:b/>
+              </w:rPr>
+              <w:t>CU05</w:t>
+            </w:r>
+          </w:p>
+        </w:tc>
+        <w:tc>
+          <w:tcPr>
+            <w:tcW w:w="1206" w:type="pct"/>
+          </w:tcPr>
+          <w:p>
+            <w:pPr>
+              <w:pStyle w:val="NormalTabla"/>
+            </w:pPr>
+            <w:r>
+              <w:t>Reporte de ingresos por alquiler de computadoras</w:t>
+            </w:r>
+          </w:p>
+        </w:tc>
+        <w:tc>
+          <w:tcPr>
+            <w:tcW w:w="482" w:type="pct"/>
+          </w:tcPr>
+          <w:p>
+            <w:pPr>
+              <w:pStyle w:val="NormalTabla"/>
+              <w:jc w:val="center"/>
+            </w:pPr>
+            <w:r>
+              <w:t>RF03</w:t>
+            </w:r>
+          </w:p>
+        </w:tc>
+        <w:tc>
+          <w:tcPr>
+            <w:tcW w:w="562" w:type="pct"/>
+          </w:tcPr>
+          <w:p>
+            <w:pPr>
+              <w:pStyle w:val="NormalTabla"/>
+              <w:jc w:val="center"/>
+            </w:pPr>
+            <w:r>
+              <w:t>ACT02</w:t>
+            </w:r>
+          </w:p>
+        </w:tc>
+        <w:tc>
+          <w:tcPr>
+            <w:tcW w:w="2273" w:type="pct"/>
+          </w:tcPr>
+          <w:p>
+            <w:pPr>
+              <w:pStyle w:val="NormalTabla"/>
+            </w:pPr>
+            <w:r>
+              <w:t>Este reporte tiene el detalle de los ingresos por computadora.</w:t>
+            </w:r>
+            <w:bookmarkStart w:id="0" w:name="_GoBack"/>
+            <w:bookmarkEnd w:id="0"/>
+          </w:p>
+        </w:tc>
+      </w:tr>
+      <w:tr>
+        <w:trPr>
+          <w:cantSplit/>
+        </w:trPr>
+        <w:tc>
+          <w:tcPr>
+            <w:tcW w:w="477" w:type="pct"/>
+          </w:tcPr>
+          <w:p>
+            <w:pPr>
+              <w:pStyle w:val="NormalTabla"/>
+              <w:jc w:val="center"/>
+              <w:rPr>
+                <w:b/>
+              </w:rPr>
+            </w:pPr>
+            <w:r>
+              <w:rPr>
+                <w:b/>
+              </w:rPr>
+              <w:t>CU06</w:t>
+            </w:r>
+          </w:p>
+        </w:tc>
+        <w:tc>
+          <w:tcPr>
+            <w:tcW w:w="1206" w:type="pct"/>
+          </w:tcPr>
+          <w:p>
+            <w:pPr>
+              <w:pStyle w:val="NormalTabla"/>
+            </w:pPr>
+            <w:r>
+              <w:t>Generar comprobante de pago.</w:t>
+            </w:r>
+          </w:p>
+        </w:tc>
+        <w:tc>
+          <w:tcPr>
+            <w:tcW w:w="482" w:type="pct"/>
+          </w:tcPr>
+          <w:p>
+            <w:pPr>
+              <w:pStyle w:val="NormalTabla"/>
+              <w:jc w:val="center"/>
+            </w:pPr>
+            <w:r>
+              <w:t>RF04</w:t>
+            </w:r>
+          </w:p>
+        </w:tc>
+        <w:tc>
+          <w:tcPr>
+            <w:tcW w:w="562" w:type="pct"/>
+          </w:tcPr>
+          <w:p>
+            <w:pPr>
+              <w:pStyle w:val="NormalTabla"/>
+              <w:jc w:val="center"/>
+            </w:pPr>
+            <w:r>
+              <w:t>ACT03</w:t>
+            </w:r>
+          </w:p>
+        </w:tc>
+        <w:tc>
+          <w:tcPr>
+            <w:tcW w:w="2273" w:type="pct"/>
+          </w:tcPr>
+          <w:p>
+            <w:pPr>
+              <w:pStyle w:val="NormalTabla"/>
+            </w:pPr>
+            <w:r>
+              <w:t>Carga la bandeja de solicitudes de comprobantes y genera el comprobante respectivo y se lo envía al correo del cliente o WS.</w:t>
+            </w:r>
+          </w:p>
+        </w:tc>
+      </w:tr>
+    </w:tbl>
+    <w:p>
+      <w:pPr>
+        <w:rPr>
+          <w:lang w:val="es-ES"/>
+        </w:rPr>
+      </w:pPr>
+    </w:p>
+    <w:p>
+      <w:pPr>
+        <w:rPr>
+          <w:lang w:val="es-ES"/>
+        </w:rPr>
+      </w:pPr>
+    </w:p>
+    <w:p>
+      <w:pPr>
+        <w:rPr>
+          <w:lang w:val="es-ES"/>
+        </w:rPr>
+      </w:pPr>
+    </w:p>
     <w:p>
       <w:pPr>
         <w:rPr>
@@ -1521,13 +2967,13 @@
     <w:name w:val="NormalTabla"/>
     <w:basedOn w:val="Normal"/>
     <w:qFormat/>
-    <w:rsid w:val="004853C6"/>
+    <w:rsid w:val="00302045"/>
     <w:pPr>
       <w:spacing w:before="60" w:after="60" w:line="240" w:lineRule="auto"/>
       <w:jc w:val="left"/>
     </w:pPr>
     <w:rPr>
-      <w:sz w:val="20"/>
+      <w:sz w:val="18"/>
       <w:lang w:val="es-ES"/>
     </w:rPr>
   </w:style>
